--- a/Rapid Cortex Internal Docs/Contract_legal stuff/Rapid Cortex Equity Offer Letter Kevin2.docx
+++ b/Rapid Cortex Internal Docs/Contract_legal stuff/Rapid Cortex Equity Offer Letter Kevin2.docx
@@ -14,7 +14,7 @@
           <w:sz w:val="52"/>
           <w:szCs w:val="52"/>
         </w:rPr>
-        <w:t>RAPID CORTEX</w:t>
+        <w:t>NEXCORT IQ</w:t>
       </w:r>
     </w:p>
     <w:p>
@@ -343,7 +343,7 @@
                 <w:sz w:val="18"/>
                 <w:szCs w:val="18"/>
               </w:rPr>
-              <w:t>Own and execute the full revenue strategy for Rapid Cortex across Core (911), Campus, Venue, and Connect product lines</w:t>
+              <w:t>Own and execute the full revenue strategy for NexCort iQ across Core (911), Campus, Venue, and Connect product lines</w:t>
             </w:r>
           </w:p>
         </w:tc>
@@ -423,7 +423,7 @@
                 <w:sz w:val="18"/>
                 <w:szCs w:val="18"/>
               </w:rPr>
-              <w:t>Own and execute Rapid Cortex's marketing strategy across all channels and product lines: Core, Campus, Venue, and Connect</w:t>
+              <w:t>Own and execute NexCort iQ's marketing strategy across all channels and product lines: Core, Campus, Venue, and Connect</w:t>
             </w:r>
           </w:p>
         </w:tc>
@@ -1126,7 +1126,7 @@
         <w:rPr>
           <w:color w:val="1A1A1A"/>
         </w:rPr>
-        <w:t>Rapid Cortex is a next-generation operational intelligence platform built for 911 centers, emergency communications centers, campus safety organizations, and venue security operations. Our mission is to deliver intelligence at the speed of response</w:t>
+        <w:t>NexCort iQ is a next-generation operational intelligence platform built for 911 centers, emergency communications centers, campus safety organizations, and venue security operations. Our mission is to deliver intelligence at the speed of response</w:t>
       </w:r>
       <w:r>
         <w:rPr>
@@ -1170,7 +1170,7 @@
         <w:rPr>
           <w:color w:val="1A1A1A"/>
         </w:rPr>
-        <w:t>Your advisory focus at Rapid Cortex will be:</w:t>
+        <w:t>Your advisory focus at NexCort iQ will be:</w:t>
       </w:r>
     </w:p>
     <w:p>
@@ -1319,7 +1319,7 @@
         <w:rPr>
           <w:color w:val="1A1A1A"/>
         </w:rPr>
-        <w:t>In recognition of your advisory contributions, Rapid Cortex will grant you an equity interest in Apps on Demand LLC as follows:</w:t>
+        <w:t>In recognition of your advisory contributions, NexCort iQ will grant you an equity interest in Apps on Demand LLC as follows:</w:t>
       </w:r>
     </w:p>
     <w:tbl>
@@ -1761,7 +1761,7 @@
         <w:rPr>
           <w:color w:val="1A1A1A"/>
         </w:rPr>
-        <w:t>Advisor agrees to maintain the confidentiality of all non-public information relating to Rapid Cortex.</w:t>
+        <w:t>Advisor agrees to maintain the confidentiality of all non-public information relating to NexCort iQ.</w:t>
       </w:r>
     </w:p>
     <w:p>
@@ -1847,7 +1847,7 @@
         <w:rPr>
           <w:color w:val="1A1A1A"/>
         </w:rPr>
-        <w:t>to Rapid Cortex leadership within 10 days of becoming aware of it.</w:t>
+        <w:t>to NexCort iQ leadership within 10 days of becoming aware of it.</w:t>
       </w:r>
     </w:p>
     <w:p>
@@ -2158,7 +2158,7 @@
         <w:rPr>
           <w:color w:val="1A1A1A"/>
         </w:rPr>
-        <w:t>Rapid Cortex is a next-generation operational intelligence platform built for 911 centers, emergency communications centers, campus safety organizations, and venue security operations. Our mission is to deliver intelligence at the speed of response — enhancing operations without replacing the professionals who protect communities every day.</w:t>
+        <w:t>NexCort iQ is a next-generation operational intelligence platform built for 911 centers, emergency communications centers, campus safety organizations, and venue security operations. Our mission is to deliver intelligence at the speed of response — enhancing operations without replacing the professionals who protect communities every day.</w:t>
       </w:r>
     </w:p>
     <w:p>
@@ -2195,7 +2195,7 @@
         <w:rPr>
           <w:color w:val="1A1A1A"/>
         </w:rPr>
-        <w:t>Your advisory focus at Rapid Cortex will be:</w:t>
+        <w:t>Your advisory focus at NexCort iQ will be:</w:t>
       </w:r>
     </w:p>
     <w:p>
@@ -2349,7 +2349,7 @@
         <w:rPr>
           <w:color w:val="1A1A1A"/>
         </w:rPr>
-        <w:t>In recognition of your advisory contributions, Rapid Cortex will grant you an equity interest in Apps on Demand LLC as follows:</w:t>
+        <w:t>In recognition of your advisory contributions, NexCort iQ will grant you an equity interest in Apps on Demand LLC as follows:</w:t>
       </w:r>
     </w:p>
     <w:tbl>
@@ -2722,7 +2722,7 @@
         <w:rPr>
           <w:color w:val="1A1A1A"/>
         </w:rPr>
-        <w:t>Advisor confirms that no current Onus1 client creates a material conflict of interest with Rapid Cortex.</w:t>
+        <w:t>Advisor confirms that no current Onus1 client creates a material conflict of interest with NexCort iQ.</w:t>
       </w:r>
     </w:p>
     <w:p>
@@ -2830,7 +2830,7 @@
         <w:rPr>
           <w:color w:val="1A1A1A"/>
         </w:rPr>
-        <w:t>Advisor agrees to maintain the confidentiality of all non-public information relating to Rapid Cortex.</w:t>
+        <w:t>Advisor agrees to maintain the confidentiality of all non-public information relating to NexCort iQ.</w:t>
       </w:r>
     </w:p>
     <w:p>
@@ -2916,7 +2916,7 @@
         <w:rPr>
           <w:color w:val="1A1A1A"/>
         </w:rPr>
-        <w:t>to Rapid Cortex leadership within 10 days of becoming aware of it.</w:t>
+        <w:t>to NexCort iQ leadership within 10 days of becoming aware of it.</w:t>
       </w:r>
     </w:p>
     <w:p>
@@ -3249,7 +3249,7 @@
         <w:rPr>
           <w:color w:val="1A1A1A"/>
         </w:rPr>
-        <w:t>Rapid Cortex is a next-generation operational intelligence platform built for 911 centers, emergency communications centers, campus safety organizations, and venue security operations. Our mission is to deliver intelligence at the speed of response</w:t>
+        <w:t>NexCort iQ is a next-generation operational intelligence platform built for 911 centers, emergency communications centers, campus safety organizations, and venue security operations. Our mission is to deliver intelligence at the speed of response</w:t>
       </w:r>
       <w:r>
         <w:rPr>
@@ -3288,7 +3288,7 @@
         <w:rPr>
           <w:color w:val="1A1A1A"/>
         </w:rPr>
-        <w:t>Your advisory focus at Rapid Cortex will be:</w:t>
+        <w:t>Your advisory focus at NexCort iQ will be:</w:t>
       </w:r>
     </w:p>
     <w:p>
@@ -3447,7 +3447,7 @@
         <w:rPr>
           <w:color w:val="1A1A1A"/>
         </w:rPr>
-        <w:t>In recognition of your advisory contributions, Rapid Cortex will grant you an equity interest in Apps on Demand LLC as follows:</w:t>
+        <w:t>In recognition of your advisory contributions, NexCort iQ will grant you an equity interest in Apps on Demand LLC as follows:</w:t>
       </w:r>
     </w:p>
     <w:p>
@@ -3852,7 +3852,7 @@
         <w:rPr>
           <w:color w:val="1A1A1A"/>
         </w:rPr>
-        <w:t>Advisor confirms that existing roles at Ticketmaster and on the Corvus Link advisory board do not create a material conflict of interest with Rapid Cortex.</w:t>
+        <w:t>Advisor confirms that existing roles at Ticketmaster and on the Corvus Link advisory board do not create a material conflict of interest with NexCort iQ.</w:t>
       </w:r>
     </w:p>
     <w:p>
@@ -3960,7 +3960,7 @@
         <w:rPr>
           <w:color w:val="1A1A1A"/>
         </w:rPr>
-        <w:t>Advisor agrees to maintain the confidentiality of all non-public information relating to Rapid Cortex.</w:t>
+        <w:t>Advisor agrees to maintain the confidentiality of all non-public information relating to NexCort iQ.</w:t>
       </w:r>
     </w:p>
     <w:p>
@@ -4036,7 +4036,7 @@
         <w:rPr>
           <w:color w:val="1A1A1A"/>
         </w:rPr>
-        <w:t>to Rapid Cortex leadership within 10 days of becoming aware of it.</w:t>
+        <w:t>to NexCort iQ leadership within 10 days of becoming aware of it.</w:t>
       </w:r>
     </w:p>
     <w:p>
@@ -4330,7 +4330,7 @@
         <w:rPr>
           <w:color w:val="1A1A1A"/>
         </w:rPr>
-        <w:t xml:space="preserve">On behalf of Rapid Cortex and Apps on Demand LLC, we are pleased to extend this offer for you to join our Advisory Board </w:t>
+        <w:t xml:space="preserve">On behalf of NexCort iQ and Apps on Demand LLC, we are pleased to extend this offer for you to join our Advisory Board </w:t>
       </w:r>
       <w:r>
         <w:rPr>
@@ -4370,7 +4370,7 @@
         <w:rPr>
           <w:color w:val="1A1A1A"/>
         </w:rPr>
-        <w:t>Rapid Cortex is a next-generation operational intelligence platform built for 911 centers, emergency communications centers, campus safety organizations, and venue security operations. Our mission is to deliver intelligence at the speed of response — enhancing operations without replacing the professionals who protect communities every day.</w:t>
+        <w:t>NexCort iQ is a next-generation operational intelligence platform built for 911 centers, emergency communications centers, campus safety organizations, and venue security operations. Our mission is to deliver intelligence at the speed of response — enhancing operations without replacing the professionals who protect communities every day.</w:t>
       </w:r>
     </w:p>
     <w:p>
@@ -4407,7 +4407,7 @@
         <w:rPr>
           <w:color w:val="1A1A1A"/>
         </w:rPr>
-        <w:t>Your advisory focus at Rapid Cortex will be:</w:t>
+        <w:t>Your advisory focus at NexCort iQ will be:</w:t>
       </w:r>
     </w:p>
     <w:p>
@@ -4566,7 +4566,7 @@
         <w:rPr>
           <w:color w:val="1A1A1A"/>
         </w:rPr>
-        <w:t>In recognition of your advisory contributions, Rapid Cortex will grant you an equity interest in Apps on Demand LLC as follows:</w:t>
+        <w:t>In recognition of your advisory contributions, NexCort iQ will grant you an equity interest in Apps on Demand LLC as follows:</w:t>
       </w:r>
     </w:p>
     <w:p>
@@ -5021,7 +5021,7 @@
         <w:rPr>
           <w:color w:val="1A1A1A"/>
         </w:rPr>
-        <w:t>Advisor agrees to maintain the confidentiality of all non-public information relating to Rapid Cortex.</w:t>
+        <w:t>Advisor agrees to maintain the confidentiality of all non-public information relating to NexCort iQ.</w:t>
       </w:r>
     </w:p>
     <w:p>
@@ -5107,7 +5107,7 @@
         <w:rPr>
           <w:color w:val="1A1A1A"/>
         </w:rPr>
-        <w:t>to Rapid Cortex leadership within 10 days of becoming aware of it.</w:t>
+        <w:t>to NexCort iQ leadership within 10 days of becoming aware of it.</w:t>
       </w:r>
     </w:p>
     <w:p>
@@ -5342,7 +5342,7 @@
         <w:rPr>
           <w:color w:val="1A1A1A"/>
         </w:rPr>
-        <w:t xml:space="preserve">On behalf of Rapid Cortex and Apps on Demand LLC, we are pleased to extend this offer for you to join our Advisory Board </w:t>
+        <w:t xml:space="preserve">On behalf of NexCort iQ and Apps on Demand LLC, we are pleased to extend this offer for you to join our Advisory Board </w:t>
       </w:r>
       <w:r>
         <w:rPr>
@@ -5382,7 +5382,7 @@
         <w:rPr>
           <w:color w:val="1A1A1A"/>
         </w:rPr>
-        <w:t>Rapid Cortex is a next-generation operational intelligence platform built for 911 centers, emergency communications centers, campus safety organizations, and venue security operations. Our mission is to deliver intelligence at the speed of response — enhancing operations without replacing the professionals who protect communities every day.</w:t>
+        <w:t>NexCort iQ is a next-generation operational intelligence platform built for 911 centers, emergency communications centers, campus safety organizations, and venue security operations. Our mission is to deliver intelligence at the speed of response — enhancing operations without replacing the professionals who protect communities every day.</w:t>
       </w:r>
     </w:p>
     <w:p>
@@ -5414,7 +5414,7 @@
         <w:rPr>
           <w:color w:val="1A1A1A"/>
         </w:rPr>
-        <w:t>Your advisory focus at Rapid Cortex will be:</w:t>
+        <w:t>Your advisory focus at NexCort iQ will be:</w:t>
       </w:r>
     </w:p>
     <w:p>
@@ -5553,7 +5553,7 @@
         <w:rPr>
           <w:color w:val="1A1A1A"/>
         </w:rPr>
-        <w:t>In recognition of your advisory contributions, Rapid Cortex will grant you an equity interest in Apps on Demand LLC as follows:</w:t>
+        <w:t>In recognition of your advisory contributions, NexCort iQ will grant you an equity interest in Apps on Demand LLC as follows:</w:t>
       </w:r>
     </w:p>
     <w:tbl>
@@ -5990,7 +5990,7 @@
         <w:rPr>
           <w:color w:val="1A1A1A"/>
         </w:rPr>
-        <w:t>Advisor agrees to maintain the confidentiality of all non-public information relating to Rapid Cortex.</w:t>
+        <w:t>Advisor agrees to maintain the confidentiality of all non-public information relating to NexCort iQ.</w:t>
       </w:r>
     </w:p>
     <w:p>
@@ -6076,7 +6076,7 @@
         <w:rPr>
           <w:color w:val="1A1A1A"/>
         </w:rPr>
-        <w:t>to Rapid Cortex leadership within 10 days of becoming aware of it.</w:t>
+        <w:t>to NexCort iQ leadership within 10 days of becoming aware of it.</w:t>
       </w:r>
     </w:p>
     <w:p>
@@ -6362,7 +6362,7 @@
         <w:rPr>
           <w:color w:val="1A1A1A"/>
         </w:rPr>
-        <w:t>On behalf of Rapid Cortex and Apps on Demand LLC, we are pleased to extend this offer for you to join as Chief Revenue Officer (CRO).</w:t>
+        <w:t>On behalf of NexCort iQ and Apps on Demand LLC, we are pleased to extend this offer for you to join as Chief Revenue Officer (CRO).</w:t>
       </w:r>
     </w:p>
     <w:p>
@@ -6394,7 +6394,7 @@
         <w:rPr>
           <w:color w:val="1A1A1A"/>
         </w:rPr>
-        <w:t>Own and execute the full revenue strategy for Rapid Cortex across Core (911), Campus, Venue, and Connect product lines</w:t>
+        <w:t>Own and execute the full revenue strategy for NexCort iQ across Core (911), Campus, Venue, and Connect product lines</w:t>
       </w:r>
     </w:p>
     <w:p>
@@ -6442,7 +6442,7 @@
         <w:rPr>
           <w:color w:val="1A1A1A"/>
         </w:rPr>
-        <w:t>Represent Rapid Cortex at industry events, conferences, and in key customer conversations</w:t>
+        <w:t>Represent NexCort iQ at industry events, conferences, and in key customer conversations</w:t>
       </w:r>
     </w:p>
     <w:p>
@@ -6511,7 +6511,7 @@
           <w:sz w:val="20"/>
           <w:szCs w:val="20"/>
         </w:rPr>
-        <w:t xml:space="preserve">In recognition of your independent contractor services to Rapid Cortex, operated by Apps </w:t>
+        <w:t xml:space="preserve">In recognition of your independent contractor services to NexCort iQ, operated by Apps </w:t>
       </w:r>
       <w:r>
         <w:rPr>
@@ -8311,7 +8311,7 @@
         <w:rPr>
           <w:color w:val="1A1A1A"/>
         </w:rPr>
-        <w:t xml:space="preserve">We are excited about the possibility of building Rapid Cortex together. Please review, sign, and return this letter. A formal Equity Agreement will follow upon successful completion of the </w:t>
+        <w:t xml:space="preserve">We are excited about the possibility of building NexCort iQ together. Please review, sign, and return this letter. A formal Equity Agreement will follow upon successful completion of the </w:t>
       </w:r>
       <w:r>
         <w:rPr>
@@ -8547,7 +8547,7 @@
         <w:rPr>
           <w:color w:val="1A1A1A"/>
         </w:rPr>
-        <w:t>On behalf of Rapid Cortex and Apps on Demand LLC, we are pleased to extend this offer for you to join our team as Marketing Director.</w:t>
+        <w:t>On behalf of NexCort iQ and Apps on Demand LLC, we are pleased to extend this offer for you to join our team as Marketing Director.</w:t>
       </w:r>
     </w:p>
     <w:p>
@@ -8563,7 +8563,7 @@
         <w:rPr>
           <w:color w:val="1A1A1A"/>
         </w:rPr>
-        <w:t>Rapid Cortex is a next-generation AI-powered operational intelligence platform built for 911 centers, emergency communications centers, campus safety organizations, and venue security operations. Our mission is to deliver intelligence at the speed of response — enhancing operations without replacing the professionals who protect communities every day.</w:t>
+        <w:t>NexCort iQ is a next-generation AI-powered operational intelligence platform built for 911 centers, emergency communications centers, campus safety organizations, and venue security operations. Our mission is to deliver intelligence at the speed of response — enhancing operations without replacing the professionals who protect communities every day.</w:t>
       </w:r>
     </w:p>
     <w:p>
@@ -8600,7 +8600,7 @@
         <w:rPr>
           <w:color w:val="1A1A1A"/>
         </w:rPr>
-        <w:t>Own and execute Rapid Cortex's marketing strategy across all channels and product lines — Core, Campus, Venue, and Connect</w:t>
+        <w:t>Own and execute NexCort iQ's marketing strategy across all channels and product lines — Core, Campus, Venue, and Connect</w:t>
       </w:r>
     </w:p>
     <w:p>
@@ -8724,7 +8724,7 @@
         <w:rPr>
           <w:color w:val="1A1A1A"/>
         </w:rPr>
-        <w:t>Build and maintain Rapid Cortex brand standards, content strategy, and thought leadership positioning</w:t>
+        <w:t>Build and maintain NexCort iQ brand standards, content strategy, and thought leadership positioning</w:t>
       </w:r>
     </w:p>
     <w:p>
@@ -8771,7 +8771,7 @@
         <w:rPr>
           <w:color w:val="000000"/>
         </w:rPr>
-        <w:t>Rapid Cortex, operated by Apps on Demand LLC (the “Company”), will grant you an equity interest in the Company, subject to the Company’s Operating Agreement and a separate formal equity grant agreement.</w:t>
+        <w:t>NexCort iQ, operated by Apps on Demand LLC (the “Company”), will grant you an equity interest in the Company, subject to the Company’s Operating Agreement and a separate formal equity grant agreement.</w:t>
       </w:r>
     </w:p>
     <w:p>
@@ -10294,7 +10294,7 @@
         <w:rPr>
           <w:color w:val="1A1A1A"/>
         </w:rPr>
-        <w:t>Complete audit of existing Rapid Cortex digital presence, brand assets, and any current marketing activity</w:t>
+        <w:t>Complete audit of existing NexCort iQ digital presence, brand assets, and any current marketing activity</w:t>
       </w:r>
     </w:p>
     <w:p>
@@ -10384,7 +10384,7 @@
         <w:rPr>
           <w:color w:val="1A1A1A"/>
         </w:rPr>
-        <w:t>Identify at least two high-priority conferences or industry events (APCO, NENA, IACP, or equivalent) for Rapid Cortex presence planning</w:t>
+        <w:t>Identify at least two high-priority conferences or industry events (APCO, NENA, IACP, or equivalent) for NexCort iQ presence planning</w:t>
       </w:r>
     </w:p>
     <w:p>
@@ -10487,7 +10487,7 @@
         <w:rPr>
           <w:color w:val="1A1A1A"/>
         </w:rPr>
-        <w:t xml:space="preserve">Execution of Rapid Cortex's standard Confidentiality and Non-Disclosure Agreement is required before </w:t>
+        <w:t xml:space="preserve">Execution of NexCort iQ's standard Confidentiality and Non-Disclosure Agreement is required before </w:t>
       </w:r>
       <w:r>
         <w:rPr>
@@ -10515,7 +10515,7 @@
         <w:rPr>
           <w:color w:val="1A1A1A"/>
         </w:rPr>
-        <w:t>Completion of the Rapid Cortex Conflict of Interest Disclosure Form is required before execution of this offer</w:t>
+        <w:t>Completion of the NexCort iQ Conflict of Interest Disclosure Form is required before execution of this offer</w:t>
       </w:r>
     </w:p>
     <w:p>
@@ -10531,7 +10531,7 @@
         <w:rPr>
           <w:color w:val="1A1A1A"/>
         </w:rPr>
-        <w:t>All marketing materials, campaign assets, analytics work product, and creative developed for Rapid Cortex are the intellectual property of Apps on Demand LLC</w:t>
+        <w:t>All marketing materials, campaign assets, analytics work product, and creative developed for NexCort iQ are the intellectual property of Apps on Demand LLC</w:t>
       </w:r>
     </w:p>
     <w:p>
@@ -10547,7 +10547,7 @@
         <w:rPr>
           <w:color w:val="1A1A1A"/>
         </w:rPr>
-        <w:t>We are excited about the possibility of building Rapid Cortex together. Please review, sign, and return this letter. A formal Equity Agreement will follow upon successful completion of the 60-day period.</w:t>
+        <w:t>We are excited about the possibility of building NexCort iQ together. Please review, sign, and return this letter. A formal Equity Agreement will follow upon successful completion of the 60-day period.</w:t>
       </w:r>
     </w:p>
     <w:p>
